--- a/internal_doc/05.测试设计/story/mysql连接器/mysql-test自动化.docx
+++ b/internal_doc/05.测试设计/story/mysql连接器/mysql-test自动化.docx
@@ -4,6 +4,7 @@
   <w:body>
     <w:p>
       <w:pPr>
+        <w:outlineLvl w:val="0"/>
         <w:rPr>
           <w:sz w:val="28"/>
           <w:szCs w:val="28"/>
@@ -66,14 +67,13 @@
     </w:p>
     <w:p>
       <w:pPr>
-        <w:pStyle w:val="a5"/>
+        <w:pStyle w:val="ListParagraph"/>
         <w:numPr>
           <w:ilvl w:val="0"/>
           <w:numId w:val="1"/>
         </w:numPr>
         <w:ind w:firstLineChars="0"/>
         <w:rPr>
-          <w:rFonts w:hint="eastAsia"/>
           <w:b/>
           <w:sz w:val="24"/>
           <w:szCs w:val="24"/>
@@ -91,7 +91,7 @@
     </w:p>
     <w:p>
       <w:pPr>
-        <w:pStyle w:val="a5"/>
+        <w:pStyle w:val="ListParagraph"/>
         <w:ind w:left="1125" w:firstLineChars="0" w:firstLine="0"/>
         <w:rPr>
           <w:rFonts w:hint="eastAsia"/>
@@ -129,41 +129,22 @@
     </w:p>
     <w:p>
       <w:pPr>
-        <w:rPr>
-          <w:rFonts w:hint="eastAsia"/>
-          <w:sz w:val="24"/>
-          <w:szCs w:val="24"/>
-        </w:rPr>
-      </w:pPr>
-    </w:p>
-    <w:p>
-      <w:pPr>
-        <w:rPr>
-          <w:rFonts w:hint="eastAsia"/>
-          <w:sz w:val="24"/>
-          <w:szCs w:val="24"/>
-        </w:rPr>
-      </w:pPr>
-    </w:p>
-    <w:p>
-      <w:pPr>
-        <w:rPr>
-          <w:rFonts w:hint="eastAsia"/>
-          <w:sz w:val="24"/>
-          <w:szCs w:val="24"/>
-        </w:rPr>
-      </w:pPr>
-    </w:p>
-    <w:p>
-      <w:pPr>
-        <w:pStyle w:val="a5"/>
+        <w:pStyle w:val="ListParagraph"/>
+        <w:ind w:left="1125" w:firstLineChars="0" w:firstLine="0"/>
+        <w:rPr>
+          <w:szCs w:val="21"/>
+        </w:rPr>
+      </w:pPr>
+    </w:p>
+    <w:p>
+      <w:pPr>
+        <w:pStyle w:val="ListParagraph"/>
         <w:numPr>
           <w:ilvl w:val="0"/>
           <w:numId w:val="1"/>
         </w:numPr>
         <w:ind w:firstLineChars="0"/>
         <w:rPr>
-          <w:rFonts w:hint="eastAsia"/>
           <w:b/>
           <w:sz w:val="24"/>
           <w:szCs w:val="24"/>
@@ -181,7 +162,7 @@
     </w:p>
     <w:p>
       <w:pPr>
-        <w:pStyle w:val="a5"/>
+        <w:pStyle w:val="ListParagraph"/>
         <w:ind w:left="1125" w:firstLineChars="0" w:firstLine="0"/>
         <w:rPr>
           <w:sz w:val="24"/>
@@ -263,40 +244,36 @@
     <w:p>
       <w:pPr>
         <w:rPr>
-          <w:rFonts w:hint="eastAsia"/>
-          <w:sz w:val="24"/>
-          <w:szCs w:val="24"/>
-        </w:rPr>
-      </w:pPr>
-    </w:p>
-    <w:p>
-      <w:pPr>
-        <w:rPr>
-          <w:rFonts w:hint="eastAsia"/>
-          <w:sz w:val="24"/>
-          <w:szCs w:val="24"/>
-        </w:rPr>
-      </w:pPr>
-    </w:p>
-    <w:p>
-      <w:pPr>
-        <w:rPr>
-          <w:rFonts w:hint="eastAsia"/>
-          <w:sz w:val="24"/>
-          <w:szCs w:val="24"/>
-        </w:rPr>
-      </w:pPr>
-    </w:p>
-    <w:p>
-      <w:pPr>
-        <w:pStyle w:val="a5"/>
+          <w:sz w:val="24"/>
+          <w:szCs w:val="24"/>
+        </w:rPr>
+      </w:pPr>
+    </w:p>
+    <w:p>
+      <w:pPr>
+        <w:rPr>
+          <w:sz w:val="24"/>
+          <w:szCs w:val="24"/>
+        </w:rPr>
+      </w:pPr>
+    </w:p>
+    <w:p>
+      <w:pPr>
+        <w:rPr>
+          <w:sz w:val="24"/>
+          <w:szCs w:val="24"/>
+        </w:rPr>
+      </w:pPr>
+    </w:p>
+    <w:p>
+      <w:pPr>
+        <w:pStyle w:val="ListParagraph"/>
         <w:numPr>
           <w:ilvl w:val="0"/>
           <w:numId w:val="1"/>
         </w:numPr>
         <w:ind w:firstLineChars="0"/>
         <w:rPr>
-          <w:rFonts w:hint="eastAsia"/>
           <w:b/>
           <w:sz w:val="24"/>
           <w:szCs w:val="24"/>
@@ -334,7 +311,6 @@
       <w:pPr>
         <w:ind w:left="1125"/>
         <w:rPr>
-          <w:rFonts w:hint="eastAsia"/>
           <w:szCs w:val="21"/>
         </w:rPr>
       </w:pPr>
@@ -362,14 +338,13 @@
     </w:p>
     <w:p>
       <w:pPr>
-        <w:pStyle w:val="a5"/>
+        <w:pStyle w:val="ListParagraph"/>
         <w:numPr>
           <w:ilvl w:val="0"/>
           <w:numId w:val="6"/>
         </w:numPr>
         <w:ind w:firstLineChars="0"/>
         <w:rPr>
-          <w:rFonts w:hint="eastAsia"/>
           <w:sz w:val="24"/>
           <w:szCs w:val="24"/>
         </w:rPr>
@@ -393,14 +368,13 @@
     </w:p>
     <w:p>
       <w:pPr>
-        <w:pStyle w:val="a5"/>
+        <w:pStyle w:val="ListParagraph"/>
         <w:numPr>
           <w:ilvl w:val="0"/>
           <w:numId w:val="6"/>
         </w:numPr>
         <w:ind w:firstLineChars="0"/>
         <w:rPr>
-          <w:rFonts w:hint="eastAsia"/>
           <w:sz w:val="24"/>
           <w:szCs w:val="24"/>
         </w:rPr>
@@ -504,14 +478,13 @@
     </w:p>
     <w:p>
       <w:pPr>
-        <w:pStyle w:val="a5"/>
+        <w:pStyle w:val="ListParagraph"/>
         <w:numPr>
           <w:ilvl w:val="0"/>
           <w:numId w:val="6"/>
         </w:numPr>
         <w:ind w:firstLineChars="0"/>
         <w:rPr>
-          <w:rFonts w:hint="eastAsia"/>
           <w:sz w:val="24"/>
           <w:szCs w:val="24"/>
         </w:rPr>
@@ -551,14 +524,13 @@
     </w:p>
     <w:p>
       <w:pPr>
-        <w:pStyle w:val="a5"/>
+        <w:pStyle w:val="ListParagraph"/>
         <w:numPr>
           <w:ilvl w:val="0"/>
           <w:numId w:val="6"/>
         </w:numPr>
         <w:ind w:firstLineChars="0"/>
         <w:rPr>
-          <w:rFonts w:hint="eastAsia"/>
           <w:sz w:val="24"/>
           <w:szCs w:val="24"/>
         </w:rPr>
@@ -638,14 +610,13 @@
     </w:p>
     <w:p>
       <w:pPr>
-        <w:pStyle w:val="a5"/>
+        <w:pStyle w:val="ListParagraph"/>
         <w:numPr>
           <w:ilvl w:val="0"/>
           <w:numId w:val="6"/>
         </w:numPr>
         <w:ind w:firstLineChars="0"/>
         <w:rPr>
-          <w:rFonts w:hint="eastAsia"/>
           <w:sz w:val="24"/>
           <w:szCs w:val="24"/>
         </w:rPr>
@@ -669,14 +640,13 @@
     </w:p>
     <w:p>
       <w:pPr>
-        <w:pStyle w:val="a5"/>
+        <w:pStyle w:val="ListParagraph"/>
         <w:numPr>
           <w:ilvl w:val="0"/>
           <w:numId w:val="6"/>
         </w:numPr>
         <w:ind w:firstLineChars="0"/>
         <w:rPr>
-          <w:rFonts w:hint="eastAsia"/>
           <w:sz w:val="24"/>
           <w:szCs w:val="24"/>
         </w:rPr>
@@ -700,14 +670,13 @@
     </w:p>
     <w:p>
       <w:pPr>
-        <w:pStyle w:val="a5"/>
+        <w:pStyle w:val="ListParagraph"/>
         <w:numPr>
           <w:ilvl w:val="0"/>
           <w:numId w:val="6"/>
         </w:numPr>
         <w:ind w:firstLineChars="0"/>
         <w:rPr>
-          <w:rFonts w:hint="eastAsia"/>
           <w:sz w:val="24"/>
           <w:szCs w:val="24"/>
         </w:rPr>
@@ -779,14 +748,13 @@
     </w:p>
     <w:p>
       <w:pPr>
-        <w:pStyle w:val="a5"/>
+        <w:pStyle w:val="ListParagraph"/>
         <w:numPr>
           <w:ilvl w:val="0"/>
           <w:numId w:val="6"/>
         </w:numPr>
         <w:ind w:firstLineChars="0"/>
         <w:rPr>
-          <w:rFonts w:hint="eastAsia"/>
           <w:sz w:val="24"/>
           <w:szCs w:val="24"/>
         </w:rPr>
@@ -875,42 +843,38 @@
     <w:p>
       <w:pPr>
         <w:rPr>
-          <w:rFonts w:hint="eastAsia"/>
-          <w:sz w:val="24"/>
-          <w:szCs w:val="24"/>
-        </w:rPr>
-      </w:pPr>
-    </w:p>
-    <w:p>
-      <w:pPr>
-        <w:rPr>
-          <w:rFonts w:hint="eastAsia"/>
-          <w:sz w:val="24"/>
-          <w:szCs w:val="24"/>
-        </w:rPr>
-      </w:pPr>
-    </w:p>
-    <w:p>
-      <w:pPr>
-        <w:pStyle w:val="a5"/>
+          <w:sz w:val="24"/>
+          <w:szCs w:val="24"/>
+        </w:rPr>
+      </w:pPr>
+    </w:p>
+    <w:p>
+      <w:pPr>
+        <w:rPr>
+          <w:sz w:val="24"/>
+          <w:szCs w:val="24"/>
+        </w:rPr>
+      </w:pPr>
+    </w:p>
+    <w:p>
+      <w:pPr>
+        <w:pStyle w:val="ListParagraph"/>
         <w:ind w:left="1485" w:firstLineChars="0" w:firstLine="0"/>
         <w:rPr>
-          <w:rFonts w:hint="eastAsia"/>
-          <w:sz w:val="24"/>
-          <w:szCs w:val="24"/>
-        </w:rPr>
-      </w:pPr>
-    </w:p>
-    <w:p>
-      <w:pPr>
-        <w:pStyle w:val="a5"/>
+          <w:sz w:val="24"/>
+          <w:szCs w:val="24"/>
+        </w:rPr>
+      </w:pPr>
+    </w:p>
+    <w:p>
+      <w:pPr>
+        <w:pStyle w:val="ListParagraph"/>
         <w:numPr>
           <w:ilvl w:val="0"/>
           <w:numId w:val="1"/>
         </w:numPr>
         <w:ind w:firstLineChars="0"/>
         <w:rPr>
-          <w:rFonts w:hint="eastAsia"/>
           <w:b/>
           <w:sz w:val="24"/>
           <w:szCs w:val="24"/>
@@ -928,14 +892,13 @@
     </w:p>
     <w:p>
       <w:pPr>
-        <w:pStyle w:val="a5"/>
+        <w:pStyle w:val="ListParagraph"/>
         <w:numPr>
           <w:ilvl w:val="0"/>
           <w:numId w:val="7"/>
         </w:numPr>
         <w:ind w:firstLineChars="0"/>
         <w:rPr>
-          <w:rFonts w:hint="eastAsia"/>
           <w:szCs w:val="21"/>
         </w:rPr>
       </w:pPr>
@@ -972,7 +935,6 @@
       <w:pPr>
         <w:ind w:left="1125"/>
         <w:rPr>
-          <w:rFonts w:hint="eastAsia"/>
           <w:b/>
           <w:sz w:val="24"/>
           <w:szCs w:val="24"/>
@@ -1191,7 +1153,6 @@
       <w:pPr>
         <w:ind w:left="472" w:hangingChars="196" w:hanging="472"/>
         <w:rPr>
-          <w:rFonts w:hint="eastAsia"/>
           <w:sz w:val="24"/>
           <w:szCs w:val="24"/>
         </w:rPr>
@@ -1353,7 +1314,6 @@
       <w:pPr>
         <w:ind w:left="470" w:hangingChars="196" w:hanging="470"/>
         <w:rPr>
-          <w:rFonts w:hint="eastAsia"/>
           <w:sz w:val="24"/>
           <w:szCs w:val="24"/>
         </w:rPr>
@@ -1363,7 +1323,6 @@
       <w:pPr>
         <w:ind w:left="470" w:hangingChars="196" w:hanging="470"/>
         <w:rPr>
-          <w:rFonts w:hint="eastAsia"/>
           <w:sz w:val="24"/>
           <w:szCs w:val="24"/>
         </w:rPr>
@@ -1373,15 +1332,13 @@
       <w:pPr>
         <w:ind w:left="412" w:hangingChars="196" w:hanging="412"/>
         <w:rPr>
-          <w:rFonts w:hint="eastAsia"/>
-          <w:szCs w:val="21"/>
-        </w:rPr>
-      </w:pPr>
-    </w:p>
-    <w:p>
-      <w:pPr>
-        <w:rPr>
-          <w:rFonts w:hint="eastAsia"/>
+          <w:szCs w:val="21"/>
+        </w:rPr>
+      </w:pPr>
+    </w:p>
+    <w:p>
+      <w:pPr>
+        <w:rPr>
           <w:b/>
           <w:sz w:val="24"/>
           <w:szCs w:val="24"/>
@@ -1390,14 +1347,13 @@
     </w:p>
     <w:p>
       <w:pPr>
-        <w:pStyle w:val="a5"/>
+        <w:pStyle w:val="ListParagraph"/>
         <w:numPr>
           <w:ilvl w:val="0"/>
           <w:numId w:val="1"/>
         </w:numPr>
         <w:ind w:firstLineChars="0"/>
         <w:rPr>
-          <w:rFonts w:hint="eastAsia"/>
           <w:b/>
           <w:sz w:val="24"/>
           <w:szCs w:val="24"/>
@@ -1433,22 +1389,22 @@
     </w:p>
     <w:p>
       <w:pPr>
-        <w:pStyle w:val="a5"/>
+        <w:pStyle w:val="ListParagraph"/>
         <w:numPr>
           <w:ilvl w:val="0"/>
           <w:numId w:val="8"/>
         </w:numPr>
         <w:ind w:firstLineChars="0"/>
         <w:rPr>
-          <w:rFonts w:hint="eastAsia"/>
-          <w:szCs w:val="21"/>
-        </w:rPr>
-      </w:pPr>
-      <w:r>
-        <w:rPr>
-          <w:rFonts w:hint="eastAsia"/>
-          <w:szCs w:val="21"/>
-        </w:rPr>
+          <w:szCs w:val="21"/>
+        </w:rPr>
+      </w:pPr>
+      <w:r>
+        <w:rPr>
+          <w:rFonts w:hint="eastAsia"/>
+          <w:szCs w:val="21"/>
+        </w:rPr>
+        <w:lastRenderedPageBreak/>
         <w:t>针对可能出现问题的基本类型如字符串、</w:t>
       </w:r>
       <w:r>
@@ -1475,14 +1431,13 @@
     </w:p>
     <w:p>
       <w:pPr>
-        <w:pStyle w:val="a5"/>
+        <w:pStyle w:val="ListParagraph"/>
         <w:numPr>
           <w:ilvl w:val="0"/>
           <w:numId w:val="8"/>
         </w:numPr>
         <w:ind w:firstLineChars="0"/>
         <w:rPr>
-          <w:rFonts w:hint="eastAsia"/>
           <w:szCs w:val="21"/>
         </w:rPr>
       </w:pPr>
@@ -1608,14 +1563,13 @@
     </w:p>
     <w:p>
       <w:pPr>
-        <w:pStyle w:val="a5"/>
+        <w:pStyle w:val="ListParagraph"/>
         <w:numPr>
           <w:ilvl w:val="0"/>
           <w:numId w:val="8"/>
         </w:numPr>
         <w:ind w:firstLineChars="0"/>
         <w:rPr>
-          <w:rFonts w:hint="eastAsia"/>
           <w:szCs w:val="21"/>
         </w:rPr>
       </w:pPr>
@@ -1742,7 +1696,6 @@
     <w:p>
       <w:pPr>
         <w:rPr>
-          <w:rFonts w:hint="eastAsia"/>
           <w:b/>
           <w:sz w:val="24"/>
           <w:szCs w:val="24"/>
@@ -1752,7 +1705,6 @@
     <w:p>
       <w:pPr>
         <w:rPr>
-          <w:rFonts w:hint="eastAsia"/>
           <w:b/>
           <w:sz w:val="24"/>
           <w:szCs w:val="24"/>
@@ -1762,7 +1714,6 @@
     <w:p>
       <w:pPr>
         <w:rPr>
-          <w:rFonts w:hint="eastAsia"/>
           <w:b/>
           <w:sz w:val="24"/>
           <w:szCs w:val="24"/>
@@ -1771,14 +1722,13 @@
     </w:p>
     <w:p>
       <w:pPr>
-        <w:pStyle w:val="a5"/>
+        <w:pStyle w:val="ListParagraph"/>
         <w:numPr>
           <w:ilvl w:val="0"/>
           <w:numId w:val="1"/>
         </w:numPr>
         <w:ind w:firstLineChars="0"/>
         <w:rPr>
-          <w:rFonts w:hint="eastAsia"/>
           <w:b/>
           <w:sz w:val="24"/>
           <w:szCs w:val="24"/>
@@ -1805,10 +1755,9 @@
     </w:p>
     <w:p>
       <w:pPr>
-        <w:pStyle w:val="a5"/>
+        <w:pStyle w:val="ListParagraph"/>
         <w:ind w:left="1125" w:firstLineChars="0" w:firstLine="0"/>
         <w:rPr>
-          <w:rFonts w:hint="eastAsia"/>
           <w:szCs w:val="21"/>
         </w:rPr>
       </w:pPr>
@@ -1934,10 +1883,9 @@
     </w:p>
     <w:p>
       <w:pPr>
-        <w:pStyle w:val="a5"/>
+        <w:pStyle w:val="ListParagraph"/>
         <w:ind w:left="1125" w:firstLineChars="0" w:firstLine="0"/>
         <w:rPr>
-          <w:rFonts w:hint="eastAsia"/>
           <w:b/>
           <w:sz w:val="24"/>
           <w:szCs w:val="24"/>
@@ -1947,7 +1895,6 @@
     <w:p>
       <w:pPr>
         <w:rPr>
-          <w:rFonts w:hint="eastAsia"/>
           <w:b/>
           <w:sz w:val="24"/>
           <w:szCs w:val="24"/>
@@ -1966,7 +1913,6 @@
     <w:p>
       <w:pPr>
         <w:rPr>
-          <w:rFonts w:hint="eastAsia"/>
           <w:b/>
           <w:sz w:val="24"/>
           <w:szCs w:val="24"/>
@@ -1975,14 +1921,13 @@
     </w:p>
     <w:p>
       <w:pPr>
-        <w:pStyle w:val="a5"/>
+        <w:pStyle w:val="ListParagraph"/>
         <w:numPr>
           <w:ilvl w:val="0"/>
           <w:numId w:val="1"/>
         </w:numPr>
         <w:ind w:firstLineChars="0"/>
         <w:rPr>
-          <w:rFonts w:hint="eastAsia"/>
           <w:b/>
           <w:sz w:val="24"/>
           <w:szCs w:val="24"/>
@@ -2000,14 +1945,13 @@
     </w:p>
     <w:p>
       <w:pPr>
-        <w:pStyle w:val="a5"/>
+        <w:pStyle w:val="ListParagraph"/>
         <w:numPr>
           <w:ilvl w:val="0"/>
           <w:numId w:val="9"/>
         </w:numPr>
         <w:ind w:firstLineChars="0"/>
         <w:rPr>
-          <w:rFonts w:hint="eastAsia"/>
           <w:b/>
           <w:szCs w:val="21"/>
         </w:rPr>
@@ -2106,14 +2050,13 @@
     </w:p>
     <w:p>
       <w:pPr>
-        <w:pStyle w:val="a5"/>
+        <w:pStyle w:val="ListParagraph"/>
         <w:numPr>
           <w:ilvl w:val="0"/>
           <w:numId w:val="9"/>
         </w:numPr>
         <w:ind w:firstLineChars="0"/>
         <w:rPr>
-          <w:rFonts w:hint="eastAsia"/>
           <w:b/>
           <w:szCs w:val="21"/>
         </w:rPr>
@@ -2261,14 +2204,13 @@
     </w:p>
     <w:p>
       <w:pPr>
-        <w:pStyle w:val="a5"/>
+        <w:pStyle w:val="ListParagraph"/>
         <w:numPr>
           <w:ilvl w:val="0"/>
           <w:numId w:val="9"/>
         </w:numPr>
         <w:ind w:firstLineChars="0"/>
         <w:rPr>
-          <w:rFonts w:hint="eastAsia"/>
           <w:b/>
           <w:szCs w:val="21"/>
         </w:rPr>
@@ -2297,14 +2239,13 @@
     </w:p>
     <w:p>
       <w:pPr>
-        <w:pStyle w:val="a5"/>
+        <w:pStyle w:val="ListParagraph"/>
         <w:numPr>
           <w:ilvl w:val="0"/>
           <w:numId w:val="9"/>
         </w:numPr>
         <w:ind w:firstLineChars="0"/>
         <w:rPr>
-          <w:rFonts w:hint="eastAsia"/>
           <w:b/>
           <w:szCs w:val="21"/>
         </w:rPr>
@@ -2334,7 +2275,6 @@
     <w:p>
       <w:pPr>
         <w:rPr>
-          <w:rFonts w:hint="eastAsia"/>
           <w:b/>
           <w:sz w:val="24"/>
           <w:szCs w:val="24"/>
@@ -2344,7 +2284,6 @@
     <w:p>
       <w:pPr>
         <w:rPr>
-          <w:rFonts w:hint="eastAsia"/>
           <w:b/>
           <w:sz w:val="24"/>
           <w:szCs w:val="24"/>
@@ -2354,7 +2293,6 @@
     <w:p>
       <w:pPr>
         <w:rPr>
-          <w:rFonts w:hint="eastAsia"/>
           <w:b/>
           <w:sz w:val="24"/>
           <w:szCs w:val="24"/>
@@ -2363,14 +2301,13 @@
     </w:p>
     <w:p>
       <w:pPr>
-        <w:pStyle w:val="a5"/>
+        <w:pStyle w:val="ListParagraph"/>
         <w:numPr>
           <w:ilvl w:val="0"/>
           <w:numId w:val="1"/>
         </w:numPr>
         <w:ind w:firstLineChars="0"/>
         <w:rPr>
-          <w:rFonts w:hint="eastAsia"/>
           <w:b/>
           <w:sz w:val="24"/>
           <w:szCs w:val="24"/>
@@ -2390,7 +2327,6 @@
       <w:pPr>
         <w:ind w:firstLineChars="550" w:firstLine="1155"/>
         <w:rPr>
-          <w:rFonts w:hint="eastAsia"/>
           <w:szCs w:val="21"/>
         </w:rPr>
       </w:pPr>
@@ -2418,24 +2354,23 @@
     </w:p>
     <w:p>
       <w:pPr>
-        <w:pStyle w:val="a5"/>
+        <w:pStyle w:val="ListParagraph"/>
         <w:ind w:left="1485" w:firstLineChars="0" w:firstLine="0"/>
         <w:rPr>
-          <w:rFonts w:hint="eastAsia"/>
-          <w:szCs w:val="21"/>
-        </w:rPr>
-      </w:pPr>
-    </w:p>
-    <w:p>
-      <w:pPr>
-        <w:rPr>
-          <w:szCs w:val="21"/>
-        </w:rPr>
-      </w:pPr>
-    </w:p>
-    <w:p>
-      <w:pPr>
-        <w:pStyle w:val="a5"/>
+          <w:szCs w:val="21"/>
+        </w:rPr>
+      </w:pPr>
+    </w:p>
+    <w:p>
+      <w:pPr>
+        <w:rPr>
+          <w:szCs w:val="21"/>
+        </w:rPr>
+      </w:pPr>
+    </w:p>
+    <w:p>
+      <w:pPr>
+        <w:pStyle w:val="ListParagraph"/>
         <w:ind w:left="1125" w:firstLineChars="0" w:firstLine="0"/>
         <w:rPr>
           <w:sz w:val="24"/>
@@ -2445,7 +2380,7 @@
     </w:p>
     <w:p>
       <w:pPr>
-        <w:pStyle w:val="a5"/>
+        <w:pStyle w:val="ListParagraph"/>
         <w:numPr>
           <w:ilvl w:val="0"/>
           <w:numId w:val="1"/>
@@ -2478,7 +2413,7 @@
     </w:p>
     <w:p>
       <w:pPr>
-        <w:pStyle w:val="a5"/>
+        <w:pStyle w:val="ListParagraph"/>
         <w:ind w:left="1125" w:firstLineChars="0" w:firstLine="0"/>
         <w:rPr>
           <w:sz w:val="24"/>
@@ -2596,7 +2531,7 @@
     </w:p>
     <w:p>
       <w:pPr>
-        <w:pStyle w:val="a5"/>
+        <w:pStyle w:val="ListParagraph"/>
         <w:ind w:left="1125" w:firstLineChars="0" w:firstLine="0"/>
         <w:rPr>
           <w:sz w:val="24"/>
@@ -2631,7 +2566,7 @@
     </w:p>
     <w:p>
       <w:pPr>
-        <w:pStyle w:val="a5"/>
+        <w:pStyle w:val="ListParagraph"/>
         <w:ind w:left="1125" w:firstLineChars="0" w:firstLine="0"/>
         <w:rPr>
           <w:sz w:val="24"/>
@@ -2641,7 +2576,7 @@
     </w:p>
     <w:p>
       <w:pPr>
-        <w:pStyle w:val="a5"/>
+        <w:pStyle w:val="ListParagraph"/>
         <w:ind w:left="1545" w:firstLineChars="0" w:firstLine="0"/>
         <w:rPr>
           <w:sz w:val="24"/>
@@ -2728,7 +2663,7 @@
     </w:p>
     <w:p>
       <w:pPr>
-        <w:pStyle w:val="a5"/>
+        <w:pStyle w:val="ListParagraph"/>
         <w:ind w:left="1545" w:firstLineChars="0" w:firstLine="0"/>
         <w:rPr>
           <w:sz w:val="24"/>
@@ -2738,7 +2673,7 @@
     </w:p>
     <w:p>
       <w:pPr>
-        <w:pStyle w:val="a5"/>
+        <w:pStyle w:val="ListParagraph"/>
         <w:ind w:left="1545" w:firstLineChars="0" w:firstLine="0"/>
         <w:rPr>
           <w:sz w:val="24"/>
@@ -2748,7 +2683,7 @@
     </w:p>
     <w:p>
       <w:pPr>
-        <w:pStyle w:val="a5"/>
+        <w:pStyle w:val="ListParagraph"/>
         <w:ind w:left="1545" w:firstLineChars="0" w:firstLine="0"/>
         <w:rPr>
           <w:sz w:val="24"/>
@@ -2758,7 +2693,7 @@
     </w:p>
     <w:p>
       <w:pPr>
-        <w:pStyle w:val="a5"/>
+        <w:pStyle w:val="ListParagraph"/>
         <w:ind w:left="1545" w:firstLineChars="0" w:firstLine="0"/>
         <w:rPr>
           <w:sz w:val="24"/>
@@ -2768,7 +2703,7 @@
     </w:p>
     <w:p>
       <w:pPr>
-        <w:pStyle w:val="a5"/>
+        <w:pStyle w:val="ListParagraph"/>
         <w:ind w:left="1545" w:firstLineChars="0" w:firstLine="0"/>
         <w:rPr>
           <w:sz w:val="24"/>
@@ -2778,7 +2713,7 @@
     </w:p>
     <w:p>
       <w:pPr>
-        <w:pStyle w:val="a5"/>
+        <w:pStyle w:val="ListParagraph"/>
         <w:ind w:left="1545" w:firstLineChars="0" w:firstLine="0"/>
         <w:rPr>
           <w:sz w:val="24"/>
@@ -2788,7 +2723,7 @@
     </w:p>
     <w:p>
       <w:pPr>
-        <w:pStyle w:val="a5"/>
+        <w:pStyle w:val="ListParagraph"/>
         <w:ind w:left="1545" w:firstLineChars="0" w:firstLine="0"/>
         <w:rPr>
           <w:sz w:val="24"/>
@@ -2982,7 +2917,7 @@
     </w:p>
     <w:p>
       <w:pPr>
-        <w:pStyle w:val="a5"/>
+        <w:pStyle w:val="ListParagraph"/>
         <w:ind w:left="1440" w:firstLineChars="0" w:firstLine="0"/>
         <w:rPr>
           <w:sz w:val="24"/>
@@ -4141,7 +4076,7 @@
     <w:lsdException w:name="Bibliography" w:uiPriority="37"/>
     <w:lsdException w:name="TOC Heading" w:uiPriority="39" w:qFormat="1"/>
   </w:latentStyles>
-  <w:style w:type="paragraph" w:default="1" w:styleId="a">
+  <w:style w:type="paragraph" w:default="1" w:styleId="Normal">
     <w:name w:val="Normal"/>
     <w:qFormat/>
     <w:rsid w:val="00E94BEF"/>
@@ -4150,13 +4085,13 @@
       <w:jc w:val="both"/>
     </w:pPr>
   </w:style>
-  <w:style w:type="character" w:default="1" w:styleId="a0">
+  <w:style w:type="character" w:default="1" w:styleId="DefaultParagraphFont">
     <w:name w:val="Default Paragraph Font"/>
     <w:uiPriority w:val="1"/>
     <w:semiHidden/>
     <w:unhideWhenUsed/>
   </w:style>
-  <w:style w:type="table" w:default="1" w:styleId="a1">
+  <w:style w:type="table" w:default="1" w:styleId="TableNormal">
     <w:name w:val="Normal Table"/>
     <w:uiPriority w:val="99"/>
     <w:semiHidden/>
@@ -4172,16 +4107,16 @@
       </w:tblCellMar>
     </w:tblPr>
   </w:style>
-  <w:style w:type="numbering" w:default="1" w:styleId="a2">
+  <w:style w:type="numbering" w:default="1" w:styleId="NoList">
     <w:name w:val="No List"/>
     <w:uiPriority w:val="99"/>
     <w:semiHidden/>
     <w:unhideWhenUsed/>
   </w:style>
-  <w:style w:type="paragraph" w:styleId="a3">
+  <w:style w:type="paragraph" w:styleId="Header">
     <w:name w:val="header"/>
-    <w:basedOn w:val="a"/>
-    <w:link w:val="Char"/>
+    <w:basedOn w:val="Normal"/>
+    <w:link w:val="HeaderChar"/>
     <w:uiPriority w:val="99"/>
     <w:semiHidden/>
     <w:unhideWhenUsed/>
@@ -4202,10 +4137,10 @@
       <w:szCs w:val="18"/>
     </w:rPr>
   </w:style>
-  <w:style w:type="character" w:customStyle="1" w:styleId="Char">
-    <w:name w:val="页眉 Char"/>
-    <w:basedOn w:val="a0"/>
-    <w:link w:val="a3"/>
+  <w:style w:type="character" w:customStyle="1" w:styleId="HeaderChar">
+    <w:name w:val="Header Char"/>
+    <w:basedOn w:val="DefaultParagraphFont"/>
+    <w:link w:val="Header"/>
     <w:uiPriority w:val="99"/>
     <w:semiHidden/>
     <w:rsid w:val="00CA6D34"/>
@@ -4214,10 +4149,10 @@
       <w:szCs w:val="18"/>
     </w:rPr>
   </w:style>
-  <w:style w:type="paragraph" w:styleId="a4">
+  <w:style w:type="paragraph" w:styleId="Footer">
     <w:name w:val="footer"/>
-    <w:basedOn w:val="a"/>
-    <w:link w:val="Char0"/>
+    <w:basedOn w:val="Normal"/>
+    <w:link w:val="FooterChar"/>
     <w:uiPriority w:val="99"/>
     <w:semiHidden/>
     <w:unhideWhenUsed/>
@@ -4235,10 +4170,10 @@
       <w:szCs w:val="18"/>
     </w:rPr>
   </w:style>
-  <w:style w:type="character" w:customStyle="1" w:styleId="Char0">
-    <w:name w:val="页脚 Char"/>
-    <w:basedOn w:val="a0"/>
-    <w:link w:val="a4"/>
+  <w:style w:type="character" w:customStyle="1" w:styleId="FooterChar">
+    <w:name w:val="Footer Char"/>
+    <w:basedOn w:val="DefaultParagraphFont"/>
+    <w:link w:val="Footer"/>
     <w:uiPriority w:val="99"/>
     <w:semiHidden/>
     <w:rsid w:val="00CA6D34"/>
@@ -4247,15 +4182,42 @@
       <w:szCs w:val="18"/>
     </w:rPr>
   </w:style>
-  <w:style w:type="paragraph" w:styleId="a5">
+  <w:style w:type="paragraph" w:styleId="ListParagraph">
     <w:name w:val="List Paragraph"/>
-    <w:basedOn w:val="a"/>
+    <w:basedOn w:val="Normal"/>
     <w:uiPriority w:val="34"/>
     <w:qFormat/>
     <w:rsid w:val="00CA6D34"/>
     <w:pPr>
       <w:ind w:firstLineChars="200" w:firstLine="420"/>
     </w:pPr>
+  </w:style>
+  <w:style w:type="paragraph" w:styleId="DocumentMap">
+    <w:name w:val="Document Map"/>
+    <w:basedOn w:val="Normal"/>
+    <w:link w:val="DocumentMapChar"/>
+    <w:uiPriority w:val="99"/>
+    <w:semiHidden/>
+    <w:unhideWhenUsed/>
+    <w:rsid w:val="008F793C"/>
+    <w:rPr>
+      <w:rFonts w:ascii="Tahoma" w:hAnsi="Tahoma" w:cs="Tahoma"/>
+      <w:sz w:val="16"/>
+      <w:szCs w:val="16"/>
+    </w:rPr>
+  </w:style>
+  <w:style w:type="character" w:customStyle="1" w:styleId="DocumentMapChar">
+    <w:name w:val="Document Map Char"/>
+    <w:basedOn w:val="DefaultParagraphFont"/>
+    <w:link w:val="DocumentMap"/>
+    <w:uiPriority w:val="99"/>
+    <w:semiHidden/>
+    <w:rsid w:val="008F793C"/>
+    <w:rPr>
+      <w:rFonts w:ascii="Tahoma" w:hAnsi="Tahoma" w:cs="Tahoma"/>
+      <w:sz w:val="16"/>
+      <w:szCs w:val="16"/>
+    </w:rPr>
   </w:style>
 </w:styles>
 </file>
